--- a/zht/docx/005.content.docx
+++ b/zht/docx/005.content.docx
@@ -391,162 +391,120 @@
           <w:lang w:val="zh_TW" w:bidi="zh_TW"/>
         </w:rPr>
       </w:r>
-      <w:hyperlink r:id="rId13">
-        <w:r>
-          <w:rPr>
-            <w:lang w:val="zh_TW" w:bidi="zh_TW"/>
-          </w:rPr>
-          <w:rPr>
-            <w:color w:val="0000EE"/>
-            <w:u w:val="single"/>
-          </w:rPr>
-          <w:t>歷代志上9:1</w:t>
-        </w:r>
-      </w:hyperlink>
-    </w:p>
-    <w:p>
-      <w:pPr>
-        <w:pStyle w:val="ListBullet"/>
-        <w:spacing w:line="240" w:lineRule="auto"/>
-        <w:ind w:left="720"/>
-      </w:pPr>
-      <w:r>
-        <w:rPr>
-          <w:lang w:val="zh_TW" w:bidi="zh_TW"/>
-        </w:rPr>
-      </w:r>
-      <w:hyperlink r:id="rId14">
-        <w:r>
-          <w:rPr>
-            <w:lang w:val="zh_TW" w:bidi="zh_TW"/>
-          </w:rPr>
-          <w:rPr>
-            <w:color w:val="0000EE"/>
-            <w:u w:val="single"/>
-          </w:rPr>
-          <w:t>列王紀下17:24–26</w:t>
-        </w:r>
-      </w:hyperlink>
-    </w:p>
-    <w:p>
-      <w:pPr>
-        <w:pStyle w:val="ListBullet"/>
-        <w:spacing w:line="240" w:lineRule="auto"/>
-        <w:ind w:left="720"/>
-      </w:pPr>
-      <w:r>
-        <w:rPr>
-          <w:lang w:val="zh_TW" w:bidi="zh_TW"/>
-        </w:rPr>
-      </w:r>
-      <w:hyperlink r:id="rId15">
-        <w:r>
-          <w:rPr>
-            <w:lang w:val="zh_TW" w:bidi="zh_TW"/>
-          </w:rPr>
-          <w:rPr>
-            <w:color w:val="0000EE"/>
-            <w:u w:val="single"/>
-          </w:rPr>
-          <w:t>使徒行傳7:43</w:t>
-        </w:r>
-      </w:hyperlink>
-    </w:p>
-    <w:p>
-      <w:pPr>
-        <w:pStyle w:val="ListBullet"/>
-        <w:spacing w:line="240" w:lineRule="auto"/>
-        <w:ind w:left="720"/>
-      </w:pPr>
-      <w:r>
-        <w:rPr>
-          <w:lang w:val="zh_TW" w:bidi="zh_TW"/>
-        </w:rPr>
-      </w:r>
-      <w:hyperlink r:id="rId16">
-        <w:r>
-          <w:rPr>
-            <w:lang w:val="zh_TW" w:bidi="zh_TW"/>
-          </w:rPr>
-          <w:rPr>
-            <w:color w:val="0000EE"/>
-            <w:u w:val="single"/>
-          </w:rPr>
-          <w:t>但以理書1:2</w:t>
-        </w:r>
-      </w:hyperlink>
-    </w:p>
-    <w:p>
-      <w:pPr>
-        <w:pStyle w:val="ListBullet"/>
-        <w:spacing w:line="240" w:lineRule="auto"/>
-        <w:ind w:left="720"/>
-      </w:pPr>
-      <w:r>
-        <w:rPr>
-          <w:lang w:val="zh_TW" w:bidi="zh_TW"/>
-        </w:rPr>
-      </w:r>
-      <w:hyperlink r:id="rId17">
-        <w:r>
-          <w:rPr>
-            <w:lang w:val="zh_TW" w:bidi="zh_TW"/>
-          </w:rPr>
-          <w:rPr>
-            <w:color w:val="0000EE"/>
-            <w:u w:val="single"/>
-          </w:rPr>
-          <w:t>以西結書12:13</w:t>
-        </w:r>
-      </w:hyperlink>
-    </w:p>
-    <w:p>
-      <w:pPr>
-        <w:pStyle w:val="ListBullet"/>
-        <w:spacing w:line="240" w:lineRule="auto"/>
-        <w:ind w:left="720"/>
-      </w:pPr>
-      <w:r>
-        <w:rPr>
-          <w:lang w:val="zh_TW" w:bidi="zh_TW"/>
-        </w:rPr>
-      </w:r>
-      <w:hyperlink r:id="rId18">
-        <w:r>
-          <w:rPr>
-            <w:lang w:val="zh_TW" w:bidi="zh_TW"/>
-          </w:rPr>
-          <w:rPr>
-            <w:color w:val="0000EE"/>
-            <w:u w:val="single"/>
-          </w:rPr>
-          <w:t>馬太福音1:11</w:t>
-        </w:r>
-      </w:hyperlink>
-    </w:p>
-    <w:p>
-      <w:pPr>
-        <w:pStyle w:val="ListBullet"/>
-        <w:spacing w:line="240" w:lineRule="auto"/>
-        <w:ind w:left="720"/>
-      </w:pPr>
-      <w:r>
-        <w:rPr>
-          <w:lang w:val="zh_TW" w:bidi="zh_TW"/>
-        </w:rPr>
-      </w:r>
-      <w:hyperlink r:id="rId19">
-        <w:r>
-          <w:rPr>
-            <w:lang w:val="zh_TW" w:bidi="zh_TW"/>
-          </w:rPr>
-          <w:rPr>
-            <w:color w:val="0000EE"/>
-            <w:u w:val="single"/>
-          </w:rPr>
-          <w:t>馬太福音1:17</w:t>
-        </w:r>
-      </w:hyperlink>
+      <w:r>
+        <w:rPr>
+          <w:lang w:val="zh_TW" w:bidi="zh_TW"/>
+        </w:rPr>
+        <w:t>歷代志上9:1</w:t>
+      </w:r>
+    </w:p>
+    <w:p>
+      <w:pPr>
+        <w:pStyle w:val="ListBullet"/>
+        <w:spacing w:line="240" w:lineRule="auto"/>
+        <w:ind w:left="720"/>
+      </w:pPr>
+      <w:r>
+        <w:rPr>
+          <w:lang w:val="zh_TW" w:bidi="zh_TW"/>
+        </w:rPr>
+      </w:r>
+      <w:r>
+        <w:rPr>
+          <w:lang w:val="zh_TW" w:bidi="zh_TW"/>
+        </w:rPr>
+        <w:t>列王紀下17:24–26</w:t>
+      </w:r>
+    </w:p>
+    <w:p>
+      <w:pPr>
+        <w:pStyle w:val="ListBullet"/>
+        <w:spacing w:line="240" w:lineRule="auto"/>
+        <w:ind w:left="720"/>
+      </w:pPr>
+      <w:r>
+        <w:rPr>
+          <w:lang w:val="zh_TW" w:bidi="zh_TW"/>
+        </w:rPr>
+      </w:r>
+      <w:r>
+        <w:rPr>
+          <w:lang w:val="zh_TW" w:bidi="zh_TW"/>
+        </w:rPr>
+        <w:t>使徒行傳7:43</w:t>
+      </w:r>
+    </w:p>
+    <w:p>
+      <w:pPr>
+        <w:pStyle w:val="ListBullet"/>
+        <w:spacing w:line="240" w:lineRule="auto"/>
+        <w:ind w:left="720"/>
+      </w:pPr>
+      <w:r>
+        <w:rPr>
+          <w:lang w:val="zh_TW" w:bidi="zh_TW"/>
+        </w:rPr>
+      </w:r>
+      <w:r>
+        <w:rPr>
+          <w:lang w:val="zh_TW" w:bidi="zh_TW"/>
+        </w:rPr>
+        <w:t>但以理書1:2</w:t>
+      </w:r>
+    </w:p>
+    <w:p>
+      <w:pPr>
+        <w:pStyle w:val="ListBullet"/>
+        <w:spacing w:line="240" w:lineRule="auto"/>
+        <w:ind w:left="720"/>
+      </w:pPr>
+      <w:r>
+        <w:rPr>
+          <w:lang w:val="zh_TW" w:bidi="zh_TW"/>
+        </w:rPr>
+      </w:r>
+      <w:r>
+        <w:rPr>
+          <w:lang w:val="zh_TW" w:bidi="zh_TW"/>
+        </w:rPr>
+        <w:t>以西結書12:13</w:t>
+      </w:r>
+    </w:p>
+    <w:p>
+      <w:pPr>
+        <w:pStyle w:val="ListBullet"/>
+        <w:spacing w:line="240" w:lineRule="auto"/>
+        <w:ind w:left="720"/>
+      </w:pPr>
+      <w:r>
+        <w:rPr>
+          <w:lang w:val="zh_TW" w:bidi="zh_TW"/>
+        </w:rPr>
+      </w:r>
+      <w:r>
+        <w:rPr>
+          <w:lang w:val="zh_TW" w:bidi="zh_TW"/>
+        </w:rPr>
+        <w:t>馬太福音1:11</w:t>
+      </w:r>
+    </w:p>
+    <w:p>
+      <w:pPr>
+        <w:pStyle w:val="ListBullet"/>
+        <w:spacing w:line="240" w:lineRule="auto"/>
+        <w:ind w:left="720"/>
+      </w:pPr>
+      <w:r>
+        <w:rPr>
+          <w:lang w:val="zh_TW" w:bidi="zh_TW"/>
+        </w:rPr>
+      </w:r>
+      <w:r>
+        <w:rPr>
+          <w:lang w:val="zh_TW" w:bidi="zh_TW"/>
+        </w:rPr>
+        <w:t>馬太福音1:17</w:t>
+      </w:r>
     </w:p>
     <w:p>
       <w:pPr>
@@ -1031,42 +989,30 @@
           <w:lang w:val="zh_TW" w:bidi="zh_TW"/>
         </w:rPr>
       </w:r>
-      <w:hyperlink r:id="rId20">
-        <w:r>
-          <w:rPr>
-            <w:lang w:val="zh_TW" w:bidi="zh_TW"/>
-          </w:rPr>
-          <w:rPr>
-            <w:color w:val="0000EE"/>
-            <w:u w:val="single"/>
-          </w:rPr>
-          <w:t>創世記10:8–10</w:t>
-        </w:r>
-      </w:hyperlink>
-    </w:p>
-    <w:p>
-      <w:pPr>
-        <w:pStyle w:val="ListBullet"/>
-        <w:spacing w:line="240" w:lineRule="auto"/>
-        <w:ind w:left="720"/>
-      </w:pPr>
-      <w:r>
-        <w:rPr>
-          <w:lang w:val="zh_TW" w:bidi="zh_TW"/>
-        </w:rPr>
-      </w:r>
-      <w:hyperlink r:id="rId21">
-        <w:r>
-          <w:rPr>
-            <w:lang w:val="zh_TW" w:bidi="zh_TW"/>
-          </w:rPr>
-          <w:rPr>
-            <w:color w:val="0000EE"/>
-            <w:u w:val="single"/>
-          </w:rPr>
-          <w:t>創世記11:9</w:t>
-        </w:r>
-      </w:hyperlink>
+      <w:r>
+        <w:rPr>
+          <w:lang w:val="zh_TW" w:bidi="zh_TW"/>
+        </w:rPr>
+        <w:t>創世記10:8–10</w:t>
+      </w:r>
+    </w:p>
+    <w:p>
+      <w:pPr>
+        <w:pStyle w:val="ListBullet"/>
+        <w:spacing w:line="240" w:lineRule="auto"/>
+        <w:ind w:left="720"/>
+      </w:pPr>
+      <w:r>
+        <w:rPr>
+          <w:lang w:val="zh_TW" w:bidi="zh_TW"/>
+        </w:rPr>
+      </w:r>
+      <w:r>
+        <w:rPr>
+          <w:lang w:val="zh_TW" w:bidi="zh_TW"/>
+        </w:rPr>
+        <w:t>創世記11:9</w:t>
+      </w:r>
     </w:p>
     <w:p>
       <w:pPr>
@@ -1398,66 +1344,48 @@
           <w:lang w:val="zh_TW" w:bidi="zh_TW"/>
         </w:rPr>
       </w:r>
-      <w:hyperlink r:id="rId22">
-        <w:r>
-          <w:rPr>
-            <w:lang w:val="zh_TW" w:bidi="zh_TW"/>
-          </w:rPr>
-          <w:rPr>
-            <w:color w:val="0000EE"/>
-            <w:u w:val="single"/>
-          </w:rPr>
-          <w:t>創世記28:2</w:t>
-        </w:r>
-      </w:hyperlink>
-    </w:p>
-    <w:p>
-      <w:pPr>
-        <w:pStyle w:val="ListBullet"/>
-        <w:spacing w:line="240" w:lineRule="auto"/>
-        <w:ind w:left="720"/>
-      </w:pPr>
-      <w:r>
-        <w:rPr>
-          <w:lang w:val="zh_TW" w:bidi="zh_TW"/>
-        </w:rPr>
-      </w:r>
-      <w:hyperlink r:id="rId23">
-        <w:r>
-          <w:rPr>
-            <w:lang w:val="zh_TW" w:bidi="zh_TW"/>
-          </w:rPr>
-          <w:rPr>
-            <w:color w:val="0000EE"/>
-            <w:u w:val="single"/>
-          </w:rPr>
-          <w:t>創世記35:9</w:t>
-        </w:r>
-      </w:hyperlink>
-    </w:p>
-    <w:p>
-      <w:pPr>
-        <w:pStyle w:val="ListBullet"/>
-        <w:spacing w:line="240" w:lineRule="auto"/>
-        <w:ind w:left="720"/>
-      </w:pPr>
-      <w:r>
-        <w:rPr>
-          <w:lang w:val="zh_TW" w:bidi="zh_TW"/>
-        </w:rPr>
-      </w:r>
-      <w:hyperlink r:id="rId24">
-        <w:r>
-          <w:rPr>
-            <w:lang w:val="zh_TW" w:bidi="zh_TW"/>
-          </w:rPr>
-          <w:rPr>
-            <w:color w:val="0000EE"/>
-            <w:u w:val="single"/>
-          </w:rPr>
-          <w:t>創世記46:12–15</w:t>
-        </w:r>
-      </w:hyperlink>
+      <w:r>
+        <w:rPr>
+          <w:lang w:val="zh_TW" w:bidi="zh_TW"/>
+        </w:rPr>
+        <w:t>創世記28:2</w:t>
+      </w:r>
+    </w:p>
+    <w:p>
+      <w:pPr>
+        <w:pStyle w:val="ListBullet"/>
+        <w:spacing w:line="240" w:lineRule="auto"/>
+        <w:ind w:left="720"/>
+      </w:pPr>
+      <w:r>
+        <w:rPr>
+          <w:lang w:val="zh_TW" w:bidi="zh_TW"/>
+        </w:rPr>
+      </w:r>
+      <w:r>
+        <w:rPr>
+          <w:lang w:val="zh_TW" w:bidi="zh_TW"/>
+        </w:rPr>
+        <w:t>創世記35:9</w:t>
+      </w:r>
+    </w:p>
+    <w:p>
+      <w:pPr>
+        <w:pStyle w:val="ListBullet"/>
+        <w:spacing w:line="240" w:lineRule="auto"/>
+        <w:ind w:left="720"/>
+      </w:pPr>
+      <w:r>
+        <w:rPr>
+          <w:lang w:val="zh_TW" w:bidi="zh_TW"/>
+        </w:rPr>
+      </w:r>
+      <w:r>
+        <w:rPr>
+          <w:lang w:val="zh_TW" w:bidi="zh_TW"/>
+        </w:rPr>
+        <w:t>創世記46:12–15</w:t>
+      </w:r>
     </w:p>
     <w:p>
       <w:pPr>
@@ -1723,66 +1651,48 @@
           <w:lang w:val="zh_TW" w:bidi="zh_TW"/>
         </w:rPr>
       </w:r>
-      <w:hyperlink r:id="rId25">
-        <w:r>
-          <w:rPr>
-            <w:lang w:val="zh_TW" w:bidi="zh_TW"/>
-          </w:rPr>
-          <w:rPr>
-            <w:color w:val="0000EE"/>
-            <w:u w:val="single"/>
-          </w:rPr>
-          <w:t>使徒行傳1:12–14</w:t>
-        </w:r>
-      </w:hyperlink>
-    </w:p>
-    <w:p>
-      <w:pPr>
-        <w:pStyle w:val="ListBullet"/>
-        <w:spacing w:line="240" w:lineRule="auto"/>
-        <w:ind w:left="720"/>
-      </w:pPr>
-      <w:r>
-        <w:rPr>
-          <w:lang w:val="zh_TW" w:bidi="zh_TW"/>
-        </w:rPr>
-      </w:r>
-      <w:hyperlink r:id="rId26">
-        <w:r>
-          <w:rPr>
-            <w:lang w:val="zh_TW" w:bidi="zh_TW"/>
-          </w:rPr>
-          <w:rPr>
-            <w:color w:val="0000EE"/>
-            <w:u w:val="single"/>
-          </w:rPr>
-          <w:t>路加福音6:14–16</w:t>
-        </w:r>
-      </w:hyperlink>
-    </w:p>
-    <w:p>
-      <w:pPr>
-        <w:pStyle w:val="ListBullet"/>
-        <w:spacing w:line="240" w:lineRule="auto"/>
-        <w:ind w:left="720"/>
-      </w:pPr>
-      <w:r>
-        <w:rPr>
-          <w:lang w:val="zh_TW" w:bidi="zh_TW"/>
-        </w:rPr>
-      </w:r>
-      <w:hyperlink r:id="rId27">
-        <w:r>
-          <w:rPr>
-            <w:lang w:val="zh_TW" w:bidi="zh_TW"/>
-          </w:rPr>
-          <w:rPr>
-            <w:color w:val="0000EE"/>
-            <w:u w:val="single"/>
-          </w:rPr>
-          <w:t>馬可福音3:17–19</w:t>
-        </w:r>
-      </w:hyperlink>
+      <w:r>
+        <w:rPr>
+          <w:lang w:val="zh_TW" w:bidi="zh_TW"/>
+        </w:rPr>
+        <w:t>使徒行傳1:12–14</w:t>
+      </w:r>
+    </w:p>
+    <w:p>
+      <w:pPr>
+        <w:pStyle w:val="ListBullet"/>
+        <w:spacing w:line="240" w:lineRule="auto"/>
+        <w:ind w:left="720"/>
+      </w:pPr>
+      <w:r>
+        <w:rPr>
+          <w:lang w:val="zh_TW" w:bidi="zh_TW"/>
+        </w:rPr>
+      </w:r>
+      <w:r>
+        <w:rPr>
+          <w:lang w:val="zh_TW" w:bidi="zh_TW"/>
+        </w:rPr>
+        <w:t>路加福音6:14–16</w:t>
+      </w:r>
+    </w:p>
+    <w:p>
+      <w:pPr>
+        <w:pStyle w:val="ListBullet"/>
+        <w:spacing w:line="240" w:lineRule="auto"/>
+        <w:ind w:left="720"/>
+      </w:pPr>
+      <w:r>
+        <w:rPr>
+          <w:lang w:val="zh_TW" w:bidi="zh_TW"/>
+        </w:rPr>
+      </w:r>
+      <w:r>
+        <w:rPr>
+          <w:lang w:val="zh_TW" w:bidi="zh_TW"/>
+        </w:rPr>
+        <w:t>馬可福音3:17–19</w:t>
+      </w:r>
     </w:p>
     <w:p>
       <w:pPr>
@@ -2000,90 +1910,66 @@
           <w:lang w:val="zh_TW" w:bidi="zh_TW"/>
         </w:rPr>
       </w:r>
-      <w:hyperlink r:id="rId28">
-        <w:r>
-          <w:rPr>
-            <w:lang w:val="zh_TW" w:bidi="zh_TW"/>
-          </w:rPr>
-          <w:rPr>
-            <w:color w:val="0000EE"/>
-            <w:u w:val="single"/>
-          </w:rPr>
-          <w:t>約翰福音18:40</w:t>
-        </w:r>
-      </w:hyperlink>
-    </w:p>
-    <w:p>
-      <w:pPr>
-        <w:pStyle w:val="ListBullet"/>
-        <w:spacing w:line="240" w:lineRule="auto"/>
-        <w:ind w:left="720"/>
-      </w:pPr>
-      <w:r>
-        <w:rPr>
-          <w:lang w:val="zh_TW" w:bidi="zh_TW"/>
-        </w:rPr>
-      </w:r>
-      <w:hyperlink r:id="rId29">
-        <w:r>
-          <w:rPr>
-            <w:lang w:val="zh_TW" w:bidi="zh_TW"/>
-          </w:rPr>
-          <w:rPr>
-            <w:color w:val="0000EE"/>
-            <w:u w:val="single"/>
-          </w:rPr>
-          <w:t>路加福音23:19</w:t>
-        </w:r>
-      </w:hyperlink>
-    </w:p>
-    <w:p>
-      <w:pPr>
-        <w:pStyle w:val="ListBullet"/>
-        <w:spacing w:line="240" w:lineRule="auto"/>
-        <w:ind w:left="720"/>
-      </w:pPr>
-      <w:r>
-        <w:rPr>
-          <w:lang w:val="zh_TW" w:bidi="zh_TW"/>
-        </w:rPr>
-      </w:r>
-      <w:hyperlink r:id="rId30">
-        <w:r>
-          <w:rPr>
-            <w:lang w:val="zh_TW" w:bidi="zh_TW"/>
-          </w:rPr>
-          <w:rPr>
-            <w:color w:val="0000EE"/>
-            <w:u w:val="single"/>
-          </w:rPr>
-          <w:t>馬可福音15:7</w:t>
-        </w:r>
-      </w:hyperlink>
-    </w:p>
-    <w:p>
-      <w:pPr>
-        <w:pStyle w:val="ListBullet"/>
-        <w:spacing w:line="240" w:lineRule="auto"/>
-        <w:ind w:left="720"/>
-      </w:pPr>
-      <w:r>
-        <w:rPr>
-          <w:lang w:val="zh_TW" w:bidi="zh_TW"/>
-        </w:rPr>
-      </w:r>
-      <w:hyperlink r:id="rId31">
-        <w:r>
-          <w:rPr>
-            <w:lang w:val="zh_TW" w:bidi="zh_TW"/>
-          </w:rPr>
-          <w:rPr>
-            <w:color w:val="0000EE"/>
-            <w:u w:val="single"/>
-          </w:rPr>
-          <w:t>馬太福音27:15–16</w:t>
-        </w:r>
-      </w:hyperlink>
+      <w:r>
+        <w:rPr>
+          <w:lang w:val="zh_TW" w:bidi="zh_TW"/>
+        </w:rPr>
+        <w:t>約翰福音18:40</w:t>
+      </w:r>
+    </w:p>
+    <w:p>
+      <w:pPr>
+        <w:pStyle w:val="ListBullet"/>
+        <w:spacing w:line="240" w:lineRule="auto"/>
+        <w:ind w:left="720"/>
+      </w:pPr>
+      <w:r>
+        <w:rPr>
+          <w:lang w:val="zh_TW" w:bidi="zh_TW"/>
+        </w:rPr>
+      </w:r>
+      <w:r>
+        <w:rPr>
+          <w:lang w:val="zh_TW" w:bidi="zh_TW"/>
+        </w:rPr>
+        <w:t>路加福音23:19</w:t>
+      </w:r>
+    </w:p>
+    <w:p>
+      <w:pPr>
+        <w:pStyle w:val="ListBullet"/>
+        <w:spacing w:line="240" w:lineRule="auto"/>
+        <w:ind w:left="720"/>
+      </w:pPr>
+      <w:r>
+        <w:rPr>
+          <w:lang w:val="zh_TW" w:bidi="zh_TW"/>
+        </w:rPr>
+      </w:r>
+      <w:r>
+        <w:rPr>
+          <w:lang w:val="zh_TW" w:bidi="zh_TW"/>
+        </w:rPr>
+        <w:t>馬可福音15:7</w:t>
+      </w:r>
+    </w:p>
+    <w:p>
+      <w:pPr>
+        <w:pStyle w:val="ListBullet"/>
+        <w:spacing w:line="240" w:lineRule="auto"/>
+        <w:ind w:left="720"/>
+      </w:pPr>
+      <w:r>
+        <w:rPr>
+          <w:lang w:val="zh_TW" w:bidi="zh_TW"/>
+        </w:rPr>
+      </w:r>
+      <w:r>
+        <w:rPr>
+          <w:lang w:val="zh_TW" w:bidi="zh_TW"/>
+        </w:rPr>
+        <w:t>馬太福音27:15–16</w:t>
+      </w:r>
     </w:p>
     <w:p>
       <w:pPr>
@@ -2421,114 +2307,84 @@
           <w:lang w:val="zh_TW" w:bidi="zh_TW"/>
         </w:rPr>
       </w:r>
-      <w:hyperlink r:id="rId32">
-        <w:r>
-          <w:rPr>
-            <w:lang w:val="zh_TW" w:bidi="zh_TW"/>
-          </w:rPr>
-          <w:rPr>
-            <w:color w:val="0000EE"/>
-            <w:u w:val="single"/>
-          </w:rPr>
-          <w:t>彼得後書2:16</w:t>
-        </w:r>
-      </w:hyperlink>
-    </w:p>
-    <w:p>
-      <w:pPr>
-        <w:pStyle w:val="ListBullet"/>
-        <w:spacing w:line="240" w:lineRule="auto"/>
-        <w:ind w:left="720"/>
-      </w:pPr>
-      <w:r>
-        <w:rPr>
-          <w:lang w:val="zh_TW" w:bidi="zh_TW"/>
-        </w:rPr>
-      </w:r>
-      <w:hyperlink r:id="rId33">
-        <w:r>
-          <w:rPr>
-            <w:lang w:val="zh_TW" w:bidi="zh_TW"/>
-          </w:rPr>
-          <w:rPr>
-            <w:color w:val="0000EE"/>
-            <w:u w:val="single"/>
-          </w:rPr>
-          <w:t>申命記23:3–4</w:t>
-        </w:r>
-      </w:hyperlink>
-    </w:p>
-    <w:p>
-      <w:pPr>
-        <w:pStyle w:val="ListBullet"/>
-        <w:spacing w:line="240" w:lineRule="auto"/>
-        <w:ind w:left="720"/>
-      </w:pPr>
-      <w:r>
-        <w:rPr>
-          <w:lang w:val="zh_TW" w:bidi="zh_TW"/>
-        </w:rPr>
-      </w:r>
-      <w:hyperlink r:id="rId34">
-        <w:r>
-          <w:rPr>
-            <w:lang w:val="zh_TW" w:bidi="zh_TW"/>
-          </w:rPr>
-          <w:rPr>
-            <w:color w:val="0000EE"/>
-            <w:u w:val="single"/>
-          </w:rPr>
-          <w:t>約書亞記13:22–23</w:t>
-        </w:r>
-      </w:hyperlink>
-    </w:p>
-    <w:p>
-      <w:pPr>
-        <w:pStyle w:val="ListBullet"/>
-        <w:spacing w:line="240" w:lineRule="auto"/>
-        <w:ind w:left="720"/>
-      </w:pPr>
-      <w:r>
-        <w:rPr>
-          <w:lang w:val="zh_TW" w:bidi="zh_TW"/>
-        </w:rPr>
-      </w:r>
-      <w:hyperlink r:id="rId35">
-        <w:r>
-          <w:rPr>
-            <w:lang w:val="zh_TW" w:bidi="zh_TW"/>
-          </w:rPr>
-          <w:rPr>
-            <w:color w:val="0000EE"/>
-            <w:u w:val="single"/>
-          </w:rPr>
-          <w:t>民數記22:5</w:t>
-        </w:r>
-      </w:hyperlink>
-    </w:p>
-    <w:p>
-      <w:pPr>
-        <w:pStyle w:val="ListBullet"/>
-        <w:spacing w:line="240" w:lineRule="auto"/>
-        <w:ind w:left="720"/>
-      </w:pPr>
-      <w:r>
-        <w:rPr>
-          <w:lang w:val="zh_TW" w:bidi="zh_TW"/>
-        </w:rPr>
-      </w:r>
-      <w:hyperlink r:id="rId36">
-        <w:r>
-          <w:rPr>
-            <w:lang w:val="zh_TW" w:bidi="zh_TW"/>
-          </w:rPr>
-          <w:rPr>
-            <w:color w:val="0000EE"/>
-            <w:u w:val="single"/>
-          </w:rPr>
-          <w:t>啟示錄2:14</w:t>
-        </w:r>
-      </w:hyperlink>
+      <w:r>
+        <w:rPr>
+          <w:lang w:val="zh_TW" w:bidi="zh_TW"/>
+        </w:rPr>
+        <w:t>彼得後書2:16</w:t>
+      </w:r>
+    </w:p>
+    <w:p>
+      <w:pPr>
+        <w:pStyle w:val="ListBullet"/>
+        <w:spacing w:line="240" w:lineRule="auto"/>
+        <w:ind w:left="720"/>
+      </w:pPr>
+      <w:r>
+        <w:rPr>
+          <w:lang w:val="zh_TW" w:bidi="zh_TW"/>
+        </w:rPr>
+      </w:r>
+      <w:r>
+        <w:rPr>
+          <w:lang w:val="zh_TW" w:bidi="zh_TW"/>
+        </w:rPr>
+        <w:t>申命記23:3–4</w:t>
+      </w:r>
+    </w:p>
+    <w:p>
+      <w:pPr>
+        <w:pStyle w:val="ListBullet"/>
+        <w:spacing w:line="240" w:lineRule="auto"/>
+        <w:ind w:left="720"/>
+      </w:pPr>
+      <w:r>
+        <w:rPr>
+          <w:lang w:val="zh_TW" w:bidi="zh_TW"/>
+        </w:rPr>
+      </w:r>
+      <w:r>
+        <w:rPr>
+          <w:lang w:val="zh_TW" w:bidi="zh_TW"/>
+        </w:rPr>
+        <w:t>約書亞記13:22–23</w:t>
+      </w:r>
+    </w:p>
+    <w:p>
+      <w:pPr>
+        <w:pStyle w:val="ListBullet"/>
+        <w:spacing w:line="240" w:lineRule="auto"/>
+        <w:ind w:left="720"/>
+      </w:pPr>
+      <w:r>
+        <w:rPr>
+          <w:lang w:val="zh_TW" w:bidi="zh_TW"/>
+        </w:rPr>
+      </w:r>
+      <w:r>
+        <w:rPr>
+          <w:lang w:val="zh_TW" w:bidi="zh_TW"/>
+        </w:rPr>
+        <w:t>民數記22:5</w:t>
+      </w:r>
+    </w:p>
+    <w:p>
+      <w:pPr>
+        <w:pStyle w:val="ListBullet"/>
+        <w:spacing w:line="240" w:lineRule="auto"/>
+        <w:ind w:left="720"/>
+      </w:pPr>
+      <w:r>
+        <w:rPr>
+          <w:lang w:val="zh_TW" w:bidi="zh_TW"/>
+        </w:rPr>
+      </w:r>
+      <w:r>
+        <w:rPr>
+          <w:lang w:val="zh_TW" w:bidi="zh_TW"/>
+        </w:rPr>
+        <w:t>啟示錄2:14</w:t>
+      </w:r>
     </w:p>
     <w:p>
       <w:pPr>
@@ -2812,114 +2668,84 @@
           <w:lang w:val="zh_TW" w:bidi="zh_TW"/>
         </w:rPr>
       </w:r>
-      <w:hyperlink r:id="rId37">
-        <w:r>
-          <w:rPr>
-            <w:lang w:val="zh_TW" w:bidi="zh_TW"/>
-          </w:rPr>
-          <w:rPr>
-            <w:color w:val="0000EE"/>
-            <w:u w:val="single"/>
-          </w:rPr>
-          <w:t>列王紀上11:18</w:t>
-        </w:r>
-      </w:hyperlink>
-    </w:p>
-    <w:p>
-      <w:pPr>
-        <w:pStyle w:val="ListBullet"/>
-        <w:spacing w:line="240" w:lineRule="auto"/>
-        <w:ind w:left="720"/>
-      </w:pPr>
-      <w:r>
-        <w:rPr>
-          <w:lang w:val="zh_TW" w:bidi="zh_TW"/>
-        </w:rPr>
-      </w:r>
-      <w:hyperlink r:id="rId38">
-        <w:r>
-          <w:rPr>
-            <w:lang w:val="zh_TW" w:bidi="zh_TW"/>
-          </w:rPr>
-          <w:rPr>
-            <w:color w:val="0000EE"/>
-            <w:u w:val="single"/>
-          </w:rPr>
-          <w:t>撒母耳記上25:1</w:t>
-        </w:r>
-      </w:hyperlink>
-    </w:p>
-    <w:p>
-      <w:pPr>
-        <w:pStyle w:val="ListBullet"/>
-        <w:spacing w:line="240" w:lineRule="auto"/>
-        <w:ind w:left="720"/>
-      </w:pPr>
-      <w:r>
-        <w:rPr>
-          <w:lang w:val="zh_TW" w:bidi="zh_TW"/>
-        </w:rPr>
-      </w:r>
-      <w:hyperlink r:id="rId39">
-        <w:r>
-          <w:rPr>
-            <w:lang w:val="zh_TW" w:bidi="zh_TW"/>
-          </w:rPr>
-          <w:rPr>
-            <w:color w:val="0000EE"/>
-            <w:u w:val="single"/>
-          </w:rPr>
-          <w:t>創世記21:19–21</w:t>
-        </w:r>
-      </w:hyperlink>
-    </w:p>
-    <w:p>
-      <w:pPr>
-        <w:pStyle w:val="ListBullet"/>
-        <w:spacing w:line="240" w:lineRule="auto"/>
-        <w:ind w:left="720"/>
-      </w:pPr>
-      <w:r>
-        <w:rPr>
-          <w:lang w:val="zh_TW" w:bidi="zh_TW"/>
-        </w:rPr>
-      </w:r>
-      <w:hyperlink r:id="rId40">
-        <w:r>
-          <w:rPr>
-            <w:lang w:val="zh_TW" w:bidi="zh_TW"/>
-          </w:rPr>
-          <w:rPr>
-            <w:color w:val="0000EE"/>
-            <w:u w:val="single"/>
-          </w:rPr>
-          <w:t>民數記10:11–13</w:t>
-        </w:r>
-      </w:hyperlink>
-    </w:p>
-    <w:p>
-      <w:pPr>
-        <w:pStyle w:val="ListBullet"/>
-        <w:spacing w:line="240" w:lineRule="auto"/>
-        <w:ind w:left="720"/>
-      </w:pPr>
-      <w:r>
-        <w:rPr>
-          <w:lang w:val="zh_TW" w:bidi="zh_TW"/>
-        </w:rPr>
-      </w:r>
-      <w:hyperlink r:id="rId41">
-        <w:r>
-          <w:rPr>
-            <w:lang w:val="zh_TW" w:bidi="zh_TW"/>
-          </w:rPr>
-          <w:rPr>
-            <w:color w:val="0000EE"/>
-            <w:u w:val="single"/>
-          </w:rPr>
-          <w:t>民數記13:3–4</w:t>
-        </w:r>
-      </w:hyperlink>
+      <w:r>
+        <w:rPr>
+          <w:lang w:val="zh_TW" w:bidi="zh_TW"/>
+        </w:rPr>
+        <w:t>列王紀上11:18</w:t>
+      </w:r>
+    </w:p>
+    <w:p>
+      <w:pPr>
+        <w:pStyle w:val="ListBullet"/>
+        <w:spacing w:line="240" w:lineRule="auto"/>
+        <w:ind w:left="720"/>
+      </w:pPr>
+      <w:r>
+        <w:rPr>
+          <w:lang w:val="zh_TW" w:bidi="zh_TW"/>
+        </w:rPr>
+      </w:r>
+      <w:r>
+        <w:rPr>
+          <w:lang w:val="zh_TW" w:bidi="zh_TW"/>
+        </w:rPr>
+        <w:t>撒母耳記上25:1</w:t>
+      </w:r>
+    </w:p>
+    <w:p>
+      <w:pPr>
+        <w:pStyle w:val="ListBullet"/>
+        <w:spacing w:line="240" w:lineRule="auto"/>
+        <w:ind w:left="720"/>
+      </w:pPr>
+      <w:r>
+        <w:rPr>
+          <w:lang w:val="zh_TW" w:bidi="zh_TW"/>
+        </w:rPr>
+      </w:r>
+      <w:r>
+        <w:rPr>
+          <w:lang w:val="zh_TW" w:bidi="zh_TW"/>
+        </w:rPr>
+        <w:t>創世記21:19–21</w:t>
+      </w:r>
+    </w:p>
+    <w:p>
+      <w:pPr>
+        <w:pStyle w:val="ListBullet"/>
+        <w:spacing w:line="240" w:lineRule="auto"/>
+        <w:ind w:left="720"/>
+      </w:pPr>
+      <w:r>
+        <w:rPr>
+          <w:lang w:val="zh_TW" w:bidi="zh_TW"/>
+        </w:rPr>
+      </w:r>
+      <w:r>
+        <w:rPr>
+          <w:lang w:val="zh_TW" w:bidi="zh_TW"/>
+        </w:rPr>
+        <w:t>民數記10:11–13</w:t>
+      </w:r>
+    </w:p>
+    <w:p>
+      <w:pPr>
+        <w:pStyle w:val="ListBullet"/>
+        <w:spacing w:line="240" w:lineRule="auto"/>
+        <w:ind w:left="720"/>
+      </w:pPr>
+      <w:r>
+        <w:rPr>
+          <w:lang w:val="zh_TW" w:bidi="zh_TW"/>
+        </w:rPr>
+      </w:r>
+      <w:r>
+        <w:rPr>
+          <w:lang w:val="zh_TW" w:bidi="zh_TW"/>
+        </w:rPr>
+        <w:t>民數記13:3–4</w:t>
+      </w:r>
     </w:p>
     <w:p>
       <w:pPr>
@@ -3221,114 +3047,84 @@
           <w:lang w:val="zh_TW" w:bidi="zh_TW"/>
         </w:rPr>
       </w:r>
-      <w:hyperlink r:id="rId42">
-        <w:r>
-          <w:rPr>
-            <w:lang w:val="zh_TW" w:bidi="zh_TW"/>
-          </w:rPr>
-          <w:rPr>
-            <w:color w:val="0000EE"/>
-            <w:u w:val="single"/>
-          </w:rPr>
-          <w:t>列王紀上16:31</w:t>
-        </w:r>
-      </w:hyperlink>
-    </w:p>
-    <w:p>
-      <w:pPr>
-        <w:pStyle w:val="ListBullet"/>
-        <w:spacing w:line="240" w:lineRule="auto"/>
-        <w:ind w:left="720"/>
-      </w:pPr>
-      <w:r>
-        <w:rPr>
-          <w:lang w:val="zh_TW" w:bidi="zh_TW"/>
-        </w:rPr>
-      </w:r>
-      <w:hyperlink r:id="rId43">
-        <w:r>
-          <w:rPr>
-            <w:lang w:val="zh_TW" w:bidi="zh_TW"/>
-          </w:rPr>
-          <w:rPr>
-            <w:color w:val="0000EE"/>
-            <w:u w:val="single"/>
-          </w:rPr>
-          <w:t>撒母耳記上7:3–4</w:t>
-        </w:r>
-      </w:hyperlink>
-    </w:p>
-    <w:p>
-      <w:pPr>
-        <w:pStyle w:val="ListBullet"/>
-        <w:spacing w:line="240" w:lineRule="auto"/>
-        <w:ind w:left="720"/>
-      </w:pPr>
-      <w:r>
-        <w:rPr>
-          <w:lang w:val="zh_TW" w:bidi="zh_TW"/>
-        </w:rPr>
-      </w:r>
-      <w:hyperlink r:id="rId44">
-        <w:r>
-          <w:rPr>
-            <w:lang w:val="zh_TW" w:bidi="zh_TW"/>
-          </w:rPr>
-          <w:rPr>
-            <w:color w:val="0000EE"/>
-            <w:u w:val="single"/>
-          </w:rPr>
-          <w:t>耶利米書2:7–8</w:t>
-        </w:r>
-      </w:hyperlink>
-    </w:p>
-    <w:p>
-      <w:pPr>
-        <w:pStyle w:val="ListBullet"/>
-        <w:spacing w:line="240" w:lineRule="auto"/>
-        <w:ind w:left="720"/>
-      </w:pPr>
-      <w:r>
-        <w:rPr>
-          <w:lang w:val="zh_TW" w:bidi="zh_TW"/>
-        </w:rPr>
-      </w:r>
-      <w:hyperlink r:id="rId45">
-        <w:r>
-          <w:rPr>
-            <w:lang w:val="zh_TW" w:bidi="zh_TW"/>
-          </w:rPr>
-          <w:rPr>
-            <w:color w:val="0000EE"/>
-            <w:u w:val="single"/>
-          </w:rPr>
-          <w:t>士師記2:11</w:t>
-        </w:r>
-      </w:hyperlink>
-    </w:p>
-    <w:p>
-      <w:pPr>
-        <w:pStyle w:val="ListBullet"/>
-        <w:spacing w:line="240" w:lineRule="auto"/>
-        <w:ind w:left="720"/>
-      </w:pPr>
-      <w:r>
-        <w:rPr>
-          <w:lang w:val="zh_TW" w:bidi="zh_TW"/>
-        </w:rPr>
-      </w:r>
-      <w:hyperlink r:id="rId46">
-        <w:r>
-          <w:rPr>
-            <w:lang w:val="zh_TW" w:bidi="zh_TW"/>
-          </w:rPr>
-          <w:rPr>
-            <w:color w:val="0000EE"/>
-            <w:u w:val="single"/>
-          </w:rPr>
-          <w:t>民數記22:41</w:t>
-        </w:r>
-      </w:hyperlink>
+      <w:r>
+        <w:rPr>
+          <w:lang w:val="zh_TW" w:bidi="zh_TW"/>
+        </w:rPr>
+        <w:t>列王紀上16:31</w:t>
+      </w:r>
+    </w:p>
+    <w:p>
+      <w:pPr>
+        <w:pStyle w:val="ListBullet"/>
+        <w:spacing w:line="240" w:lineRule="auto"/>
+        <w:ind w:left="720"/>
+      </w:pPr>
+      <w:r>
+        <w:rPr>
+          <w:lang w:val="zh_TW" w:bidi="zh_TW"/>
+        </w:rPr>
+      </w:r>
+      <w:r>
+        <w:rPr>
+          <w:lang w:val="zh_TW" w:bidi="zh_TW"/>
+        </w:rPr>
+        <w:t>撒母耳記上7:3–4</w:t>
+      </w:r>
+    </w:p>
+    <w:p>
+      <w:pPr>
+        <w:pStyle w:val="ListBullet"/>
+        <w:spacing w:line="240" w:lineRule="auto"/>
+        <w:ind w:left="720"/>
+      </w:pPr>
+      <w:r>
+        <w:rPr>
+          <w:lang w:val="zh_TW" w:bidi="zh_TW"/>
+        </w:rPr>
+      </w:r>
+      <w:r>
+        <w:rPr>
+          <w:lang w:val="zh_TW" w:bidi="zh_TW"/>
+        </w:rPr>
+        <w:t>耶利米書2:7–8</w:t>
+      </w:r>
+    </w:p>
+    <w:p>
+      <w:pPr>
+        <w:pStyle w:val="ListBullet"/>
+        <w:spacing w:line="240" w:lineRule="auto"/>
+        <w:ind w:left="720"/>
+      </w:pPr>
+      <w:r>
+        <w:rPr>
+          <w:lang w:val="zh_TW" w:bidi="zh_TW"/>
+        </w:rPr>
+      </w:r>
+      <w:r>
+        <w:rPr>
+          <w:lang w:val="zh_TW" w:bidi="zh_TW"/>
+        </w:rPr>
+        <w:t>士師記2:11</w:t>
+      </w:r>
+    </w:p>
+    <w:p>
+      <w:pPr>
+        <w:pStyle w:val="ListBullet"/>
+        <w:spacing w:line="240" w:lineRule="auto"/>
+        <w:ind w:left="720"/>
+      </w:pPr>
+      <w:r>
+        <w:rPr>
+          <w:lang w:val="zh_TW" w:bidi="zh_TW"/>
+        </w:rPr>
+      </w:r>
+      <w:r>
+        <w:rPr>
+          <w:lang w:val="zh_TW" w:bidi="zh_TW"/>
+        </w:rPr>
+        <w:t>民數記22:41</w:t>
+      </w:r>
     </w:p>
     <w:p>
       <w:pPr>
@@ -3864,66 +3660,48 @@
           <w:lang w:val="zh_TW" w:bidi="zh_TW"/>
         </w:rPr>
       </w:r>
-      <w:hyperlink r:id="rId47">
-        <w:r>
-          <w:rPr>
-            <w:lang w:val="zh_TW" w:bidi="zh_TW"/>
-          </w:rPr>
-          <w:rPr>
-            <w:color w:val="0000EE"/>
-            <w:u w:val="single"/>
-          </w:rPr>
-          <w:t>耶利米書32:12</w:t>
-        </w:r>
-      </w:hyperlink>
-    </w:p>
-    <w:p>
-      <w:pPr>
-        <w:pStyle w:val="ListBullet"/>
-        <w:spacing w:line="240" w:lineRule="auto"/>
-        <w:ind w:left="720"/>
-      </w:pPr>
-      <w:r>
-        <w:rPr>
-          <w:lang w:val="zh_TW" w:bidi="zh_TW"/>
-        </w:rPr>
-      </w:r>
-      <w:hyperlink r:id="rId48">
-        <w:r>
-          <w:rPr>
-            <w:lang w:val="zh_TW" w:bidi="zh_TW"/>
-          </w:rPr>
-          <w:rPr>
-            <w:color w:val="0000EE"/>
-            <w:u w:val="single"/>
-          </w:rPr>
-          <w:t>耶利米書36:4</w:t>
-        </w:r>
-      </w:hyperlink>
-    </w:p>
-    <w:p>
-      <w:pPr>
-        <w:pStyle w:val="ListBullet"/>
-        <w:spacing w:line="240" w:lineRule="auto"/>
-        <w:ind w:left="720"/>
-      </w:pPr>
-      <w:r>
-        <w:rPr>
-          <w:lang w:val="zh_TW" w:bidi="zh_TW"/>
-        </w:rPr>
-      </w:r>
-      <w:hyperlink r:id="rId49">
-        <w:r>
-          <w:rPr>
-            <w:lang w:val="zh_TW" w:bidi="zh_TW"/>
-          </w:rPr>
-          <w:rPr>
-            <w:color w:val="0000EE"/>
-            <w:u w:val="single"/>
-          </w:rPr>
-          <w:t>耶利米書43:1–3</w:t>
-        </w:r>
-      </w:hyperlink>
+      <w:r>
+        <w:rPr>
+          <w:lang w:val="zh_TW" w:bidi="zh_TW"/>
+        </w:rPr>
+        <w:t>耶利米書32:12</w:t>
+      </w:r>
+    </w:p>
+    <w:p>
+      <w:pPr>
+        <w:pStyle w:val="ListBullet"/>
+        <w:spacing w:line="240" w:lineRule="auto"/>
+        <w:ind w:left="720"/>
+      </w:pPr>
+      <w:r>
+        <w:rPr>
+          <w:lang w:val="zh_TW" w:bidi="zh_TW"/>
+        </w:rPr>
+      </w:r>
+      <w:r>
+        <w:rPr>
+          <w:lang w:val="zh_TW" w:bidi="zh_TW"/>
+        </w:rPr>
+        <w:t>耶利米書36:4</w:t>
+      </w:r>
+    </w:p>
+    <w:p>
+      <w:pPr>
+        <w:pStyle w:val="ListBullet"/>
+        <w:spacing w:line="240" w:lineRule="auto"/>
+        <w:ind w:left="720"/>
+      </w:pPr>
+      <w:r>
+        <w:rPr>
+          <w:lang w:val="zh_TW" w:bidi="zh_TW"/>
+        </w:rPr>
+      </w:r>
+      <w:r>
+        <w:rPr>
+          <w:lang w:val="zh_TW" w:bidi="zh_TW"/>
+        </w:rPr>
+        <w:t>耶利米書43:1–3</w:t>
+      </w:r>
     </w:p>
     <w:p>
       <w:pPr>
@@ -4195,162 +3973,120 @@
           <w:lang w:val="zh_TW" w:bidi="zh_TW"/>
         </w:rPr>
       </w:r>
-      <w:hyperlink r:id="rId50">
-        <w:r>
-          <w:rPr>
-            <w:lang w:val="zh_TW" w:bidi="zh_TW"/>
-          </w:rPr>
-          <w:rPr>
-            <w:color w:val="0000EE"/>
-            <w:u w:val="single"/>
-          </w:rPr>
-          <w:t>使徒行傳4:36</w:t>
-        </w:r>
-      </w:hyperlink>
-    </w:p>
-    <w:p>
-      <w:pPr>
-        <w:pStyle w:val="ListBullet"/>
-        <w:spacing w:line="240" w:lineRule="auto"/>
-        <w:ind w:left="720"/>
-      </w:pPr>
-      <w:r>
-        <w:rPr>
-          <w:lang w:val="zh_TW" w:bidi="zh_TW"/>
-        </w:rPr>
-      </w:r>
-      <w:hyperlink r:id="rId51">
-        <w:r>
-          <w:rPr>
-            <w:lang w:val="zh_TW" w:bidi="zh_TW"/>
-          </w:rPr>
-          <w:rPr>
-            <w:color w:val="0000EE"/>
-            <w:u w:val="single"/>
-          </w:rPr>
-          <w:t>使徒行傳11:26</w:t>
-        </w:r>
-      </w:hyperlink>
-    </w:p>
-    <w:p>
-      <w:pPr>
-        <w:pStyle w:val="ListBullet"/>
-        <w:spacing w:line="240" w:lineRule="auto"/>
-        <w:ind w:left="720"/>
-      </w:pPr>
-      <w:r>
-        <w:rPr>
-          <w:lang w:val="zh_TW" w:bidi="zh_TW"/>
-        </w:rPr>
-      </w:r>
-      <w:hyperlink r:id="rId52">
-        <w:r>
-          <w:rPr>
-            <w:lang w:val="zh_TW" w:bidi="zh_TW"/>
-          </w:rPr>
-          <w:rPr>
-            <w:color w:val="0000EE"/>
-            <w:u w:val="single"/>
-          </w:rPr>
-          <w:t>使徒行傳13:3</w:t>
-        </w:r>
-      </w:hyperlink>
-    </w:p>
-    <w:p>
-      <w:pPr>
-        <w:pStyle w:val="ListBullet"/>
-        <w:spacing w:line="240" w:lineRule="auto"/>
-        <w:ind w:left="720"/>
-      </w:pPr>
-      <w:r>
-        <w:rPr>
-          <w:lang w:val="zh_TW" w:bidi="zh_TW"/>
-        </w:rPr>
-      </w:r>
-      <w:hyperlink r:id="rId53">
-        <w:r>
-          <w:rPr>
-            <w:lang w:val="zh_TW" w:bidi="zh_TW"/>
-          </w:rPr>
-          <w:rPr>
-            <w:color w:val="0000EE"/>
-            <w:u w:val="single"/>
-          </w:rPr>
-          <w:t>使徒行傳15:33</w:t>
-        </w:r>
-      </w:hyperlink>
-    </w:p>
-    <w:p>
-      <w:pPr>
-        <w:pStyle w:val="ListBullet"/>
-        <w:spacing w:line="240" w:lineRule="auto"/>
-        <w:ind w:left="720"/>
-      </w:pPr>
-      <w:r>
-        <w:rPr>
-          <w:lang w:val="zh_TW" w:bidi="zh_TW"/>
-        </w:rPr>
-      </w:r>
-      <w:hyperlink r:id="rId54">
-        <w:r>
-          <w:rPr>
-            <w:lang w:val="zh_TW" w:bidi="zh_TW"/>
-          </w:rPr>
-          <w:rPr>
-            <w:color w:val="0000EE"/>
-            <w:u w:val="single"/>
-          </w:rPr>
-          <w:t>歌羅西書4:10–11</w:t>
-        </w:r>
-      </w:hyperlink>
-    </w:p>
-    <w:p>
-      <w:pPr>
-        <w:pStyle w:val="ListBullet"/>
-        <w:spacing w:line="240" w:lineRule="auto"/>
-        <w:ind w:left="720"/>
-      </w:pPr>
-      <w:r>
-        <w:rPr>
-          <w:lang w:val="zh_TW" w:bidi="zh_TW"/>
-        </w:rPr>
-      </w:r>
-      <w:hyperlink r:id="rId55">
-        <w:r>
-          <w:rPr>
-            <w:lang w:val="zh_TW" w:bidi="zh_TW"/>
-          </w:rPr>
-          <w:rPr>
-            <w:color w:val="0000EE"/>
-            <w:u w:val="single"/>
-          </w:rPr>
-          <w:t>加拉太書2:9–10</w:t>
-        </w:r>
-      </w:hyperlink>
-    </w:p>
-    <w:p>
-      <w:pPr>
-        <w:pStyle w:val="ListBullet"/>
-        <w:spacing w:line="240" w:lineRule="auto"/>
-        <w:ind w:left="720"/>
-      </w:pPr>
-      <w:r>
-        <w:rPr>
-          <w:lang w:val="zh_TW" w:bidi="zh_TW"/>
-        </w:rPr>
-      </w:r>
-      <w:hyperlink r:id="rId56">
-        <w:r>
-          <w:rPr>
-            <w:lang w:val="zh_TW" w:bidi="zh_TW"/>
-          </w:rPr>
-          <w:rPr>
-            <w:color w:val="0000EE"/>
-            <w:u w:val="single"/>
-          </w:rPr>
-          <w:t>加拉太書2:13</w:t>
-        </w:r>
-      </w:hyperlink>
+      <w:r>
+        <w:rPr>
+          <w:lang w:val="zh_TW" w:bidi="zh_TW"/>
+        </w:rPr>
+        <w:t>使徒行傳4:36</w:t>
+      </w:r>
+    </w:p>
+    <w:p>
+      <w:pPr>
+        <w:pStyle w:val="ListBullet"/>
+        <w:spacing w:line="240" w:lineRule="auto"/>
+        <w:ind w:left="720"/>
+      </w:pPr>
+      <w:r>
+        <w:rPr>
+          <w:lang w:val="zh_TW" w:bidi="zh_TW"/>
+        </w:rPr>
+      </w:r>
+      <w:r>
+        <w:rPr>
+          <w:lang w:val="zh_TW" w:bidi="zh_TW"/>
+        </w:rPr>
+        <w:t>使徒行傳11:26</w:t>
+      </w:r>
+    </w:p>
+    <w:p>
+      <w:pPr>
+        <w:pStyle w:val="ListBullet"/>
+        <w:spacing w:line="240" w:lineRule="auto"/>
+        <w:ind w:left="720"/>
+      </w:pPr>
+      <w:r>
+        <w:rPr>
+          <w:lang w:val="zh_TW" w:bidi="zh_TW"/>
+        </w:rPr>
+      </w:r>
+      <w:r>
+        <w:rPr>
+          <w:lang w:val="zh_TW" w:bidi="zh_TW"/>
+        </w:rPr>
+        <w:t>使徒行傳13:3</w:t>
+      </w:r>
+    </w:p>
+    <w:p>
+      <w:pPr>
+        <w:pStyle w:val="ListBullet"/>
+        <w:spacing w:line="240" w:lineRule="auto"/>
+        <w:ind w:left="720"/>
+      </w:pPr>
+      <w:r>
+        <w:rPr>
+          <w:lang w:val="zh_TW" w:bidi="zh_TW"/>
+        </w:rPr>
+      </w:r>
+      <w:r>
+        <w:rPr>
+          <w:lang w:val="zh_TW" w:bidi="zh_TW"/>
+        </w:rPr>
+        <w:t>使徒行傳15:33</w:t>
+      </w:r>
+    </w:p>
+    <w:p>
+      <w:pPr>
+        <w:pStyle w:val="ListBullet"/>
+        <w:spacing w:line="240" w:lineRule="auto"/>
+        <w:ind w:left="720"/>
+      </w:pPr>
+      <w:r>
+        <w:rPr>
+          <w:lang w:val="zh_TW" w:bidi="zh_TW"/>
+        </w:rPr>
+      </w:r>
+      <w:r>
+        <w:rPr>
+          <w:lang w:val="zh_TW" w:bidi="zh_TW"/>
+        </w:rPr>
+        <w:t>歌羅西書4:10–11</w:t>
+      </w:r>
+    </w:p>
+    <w:p>
+      <w:pPr>
+        <w:pStyle w:val="ListBullet"/>
+        <w:spacing w:line="240" w:lineRule="auto"/>
+        <w:ind w:left="720"/>
+      </w:pPr>
+      <w:r>
+        <w:rPr>
+          <w:lang w:val="zh_TW" w:bidi="zh_TW"/>
+        </w:rPr>
+      </w:r>
+      <w:r>
+        <w:rPr>
+          <w:lang w:val="zh_TW" w:bidi="zh_TW"/>
+        </w:rPr>
+        <w:t>加拉太書2:9–10</w:t>
+      </w:r>
+    </w:p>
+    <w:p>
+      <w:pPr>
+        <w:pStyle w:val="ListBullet"/>
+        <w:spacing w:line="240" w:lineRule="auto"/>
+        <w:ind w:left="720"/>
+      </w:pPr>
+      <w:r>
+        <w:rPr>
+          <w:lang w:val="zh_TW" w:bidi="zh_TW"/>
+        </w:rPr>
+      </w:r>
+      <w:r>
+        <w:rPr>
+          <w:lang w:val="zh_TW" w:bidi="zh_TW"/>
+        </w:rPr>
+        <w:t>加拉太書2:13</w:t>
+      </w:r>
     </w:p>
     <w:p>
       <w:pPr>
@@ -4754,66 +4490,48 @@
           <w:lang w:val="zh_TW" w:bidi="zh_TW"/>
         </w:rPr>
       </w:r>
-      <w:hyperlink r:id="rId57">
-        <w:r>
-          <w:rPr>
-            <w:lang w:val="zh_TW" w:bidi="zh_TW"/>
-          </w:rPr>
-          <w:rPr>
-            <w:color w:val="0000EE"/>
-            <w:u w:val="single"/>
-          </w:rPr>
-          <w:t>列王紀上15:17</w:t>
-        </w:r>
-      </w:hyperlink>
-    </w:p>
-    <w:p>
-      <w:pPr>
-        <w:pStyle w:val="ListBullet"/>
-        <w:spacing w:line="240" w:lineRule="auto"/>
-        <w:ind w:left="720"/>
-      </w:pPr>
-      <w:r>
-        <w:rPr>
-          <w:lang w:val="zh_TW" w:bidi="zh_TW"/>
-        </w:rPr>
-      </w:r>
-      <w:hyperlink r:id="rId58">
-        <w:r>
-          <w:rPr>
-            <w:lang w:val="zh_TW" w:bidi="zh_TW"/>
-          </w:rPr>
-          <w:rPr>
-            <w:color w:val="0000EE"/>
-            <w:u w:val="single"/>
-          </w:rPr>
-          <w:t>列王紀下9:9</w:t>
-        </w:r>
-      </w:hyperlink>
-    </w:p>
-    <w:p>
-      <w:pPr>
-        <w:pStyle w:val="ListBullet"/>
-        <w:spacing w:line="240" w:lineRule="auto"/>
-        <w:ind w:left="720"/>
-      </w:pPr>
-      <w:r>
-        <w:rPr>
-          <w:lang w:val="zh_TW" w:bidi="zh_TW"/>
-        </w:rPr>
-      </w:r>
-      <w:hyperlink r:id="rId59">
-        <w:r>
-          <w:rPr>
-            <w:lang w:val="zh_TW" w:bidi="zh_TW"/>
-          </w:rPr>
-          <w:rPr>
-            <w:color w:val="0000EE"/>
-            <w:u w:val="single"/>
-          </w:rPr>
-          <w:t>耶利米書41:9</w:t>
-        </w:r>
-      </w:hyperlink>
+      <w:r>
+        <w:rPr>
+          <w:lang w:val="zh_TW" w:bidi="zh_TW"/>
+        </w:rPr>
+        <w:t>列王紀上15:17</w:t>
+      </w:r>
+    </w:p>
+    <w:p>
+      <w:pPr>
+        <w:pStyle w:val="ListBullet"/>
+        <w:spacing w:line="240" w:lineRule="auto"/>
+        <w:ind w:left="720"/>
+      </w:pPr>
+      <w:r>
+        <w:rPr>
+          <w:lang w:val="zh_TW" w:bidi="zh_TW"/>
+        </w:rPr>
+      </w:r>
+      <w:r>
+        <w:rPr>
+          <w:lang w:val="zh_TW" w:bidi="zh_TW"/>
+        </w:rPr>
+        <w:t>列王紀下9:9</w:t>
+      </w:r>
+    </w:p>
+    <w:p>
+      <w:pPr>
+        <w:pStyle w:val="ListBullet"/>
+        <w:spacing w:line="240" w:lineRule="auto"/>
+        <w:ind w:left="720"/>
+      </w:pPr>
+      <w:r>
+        <w:rPr>
+          <w:lang w:val="zh_TW" w:bidi="zh_TW"/>
+        </w:rPr>
+      </w:r>
+      <w:r>
+        <w:rPr>
+          <w:lang w:val="zh_TW" w:bidi="zh_TW"/>
+        </w:rPr>
+        <w:t>耶利米書41:9</w:t>
+      </w:r>
     </w:p>
     <w:p>
       <w:pPr>
@@ -5091,90 +4809,66 @@
           <w:lang w:val="zh_TW" w:bidi="zh_TW"/>
         </w:rPr>
       </w:r>
-      <w:hyperlink r:id="rId60">
-        <w:r>
-          <w:rPr>
-            <w:lang w:val="zh_TW" w:bidi="zh_TW"/>
-          </w:rPr>
-          <w:rPr>
-            <w:color w:val="0000EE"/>
-            <w:u w:val="single"/>
-          </w:rPr>
-          <w:t>列王紀上4:13</w:t>
-        </w:r>
-      </w:hyperlink>
-    </w:p>
-    <w:p>
-      <w:pPr>
-        <w:pStyle w:val="ListBullet"/>
-        <w:spacing w:line="240" w:lineRule="auto"/>
-        <w:ind w:left="720"/>
-      </w:pPr>
-      <w:r>
-        <w:rPr>
-          <w:lang w:val="zh_TW" w:bidi="zh_TW"/>
-        </w:rPr>
-      </w:r>
-      <w:hyperlink r:id="rId61">
-        <w:r>
-          <w:rPr>
-            <w:lang w:val="zh_TW" w:bidi="zh_TW"/>
-          </w:rPr>
-          <w:rPr>
-            <w:color w:val="0000EE"/>
-            <w:u w:val="single"/>
-          </w:rPr>
-          <w:t>阿摩司書4:1</w:t>
-        </w:r>
-      </w:hyperlink>
-    </w:p>
-    <w:p>
-      <w:pPr>
-        <w:pStyle w:val="ListBullet"/>
-        <w:spacing w:line="240" w:lineRule="auto"/>
-        <w:ind w:left="720"/>
-      </w:pPr>
-      <w:r>
-        <w:rPr>
-          <w:lang w:val="zh_TW" w:bidi="zh_TW"/>
-        </w:rPr>
-      </w:r>
-      <w:hyperlink r:id="rId62">
-        <w:r>
-          <w:rPr>
-            <w:lang w:val="zh_TW" w:bidi="zh_TW"/>
-          </w:rPr>
-          <w:rPr>
-            <w:color w:val="0000EE"/>
-            <w:u w:val="single"/>
-          </w:rPr>
-          <w:t>耶利米書22:20–21</w:t>
-        </w:r>
-      </w:hyperlink>
-    </w:p>
-    <w:p>
-      <w:pPr>
-        <w:pStyle w:val="ListBullet"/>
-        <w:spacing w:line="240" w:lineRule="auto"/>
-        <w:ind w:left="720"/>
-      </w:pPr>
-      <w:r>
-        <w:rPr>
-          <w:lang w:val="zh_TW" w:bidi="zh_TW"/>
-        </w:rPr>
-      </w:r>
-      <w:hyperlink r:id="rId63">
-        <w:r>
-          <w:rPr>
-            <w:lang w:val="zh_TW" w:bidi="zh_TW"/>
-          </w:rPr>
-          <w:rPr>
-            <w:color w:val="0000EE"/>
-            <w:u w:val="single"/>
-          </w:rPr>
-          <w:t>約書亞記9:10</w:t>
-        </w:r>
-      </w:hyperlink>
+      <w:r>
+        <w:rPr>
+          <w:lang w:val="zh_TW" w:bidi="zh_TW"/>
+        </w:rPr>
+        <w:t>列王紀上4:13</w:t>
+      </w:r>
+    </w:p>
+    <w:p>
+      <w:pPr>
+        <w:pStyle w:val="ListBullet"/>
+        <w:spacing w:line="240" w:lineRule="auto"/>
+        <w:ind w:left="720"/>
+      </w:pPr>
+      <w:r>
+        <w:rPr>
+          <w:lang w:val="zh_TW" w:bidi="zh_TW"/>
+        </w:rPr>
+      </w:r>
+      <w:r>
+        <w:rPr>
+          <w:lang w:val="zh_TW" w:bidi="zh_TW"/>
+        </w:rPr>
+        <w:t>阿摩司書4:1</w:t>
+      </w:r>
+    </w:p>
+    <w:p>
+      <w:pPr>
+        <w:pStyle w:val="ListBullet"/>
+        <w:spacing w:line="240" w:lineRule="auto"/>
+        <w:ind w:left="720"/>
+      </w:pPr>
+      <w:r>
+        <w:rPr>
+          <w:lang w:val="zh_TW" w:bidi="zh_TW"/>
+        </w:rPr>
+      </w:r>
+      <w:r>
+        <w:rPr>
+          <w:lang w:val="zh_TW" w:bidi="zh_TW"/>
+        </w:rPr>
+        <w:t>耶利米書22:20–21</w:t>
+      </w:r>
+    </w:p>
+    <w:p>
+      <w:pPr>
+        <w:pStyle w:val="ListBullet"/>
+        <w:spacing w:line="240" w:lineRule="auto"/>
+        <w:ind w:left="720"/>
+      </w:pPr>
+      <w:r>
+        <w:rPr>
+          <w:lang w:val="zh_TW" w:bidi="zh_TW"/>
+        </w:rPr>
+      </w:r>
+      <w:r>
+        <w:rPr>
+          <w:lang w:val="zh_TW" w:bidi="zh_TW"/>
+        </w:rPr>
+        <w:t>約書亞記9:10</w:t>
+      </w:r>
     </w:p>
     <w:p>
       <w:pPr>
@@ -5440,90 +5134,66 @@
           <w:lang w:val="zh_TW" w:bidi="zh_TW"/>
         </w:rPr>
       </w:r>
-      <w:hyperlink r:id="rId64">
-        <w:r>
-          <w:rPr>
-            <w:lang w:val="zh_TW" w:bidi="zh_TW"/>
-          </w:rPr>
-          <w:rPr>
-            <w:color w:val="0000EE"/>
-            <w:u w:val="single"/>
-          </w:rPr>
-          <w:t>歷代志上3:4–5</w:t>
-        </w:r>
-      </w:hyperlink>
-    </w:p>
-    <w:p>
-      <w:pPr>
-        <w:pStyle w:val="ListBullet"/>
-        <w:spacing w:line="240" w:lineRule="auto"/>
-        <w:ind w:left="720"/>
-      </w:pPr>
-      <w:r>
-        <w:rPr>
-          <w:lang w:val="zh_TW" w:bidi="zh_TW"/>
-        </w:rPr>
-      </w:r>
-      <w:hyperlink r:id="rId65">
-        <w:r>
-          <w:rPr>
-            <w:lang w:val="zh_TW" w:bidi="zh_TW"/>
-          </w:rPr>
-          <w:rPr>
-            <w:color w:val="0000EE"/>
-            <w:u w:val="single"/>
-          </w:rPr>
-          <w:t>列王紀上1:11</w:t>
-        </w:r>
-      </w:hyperlink>
-    </w:p>
-    <w:p>
-      <w:pPr>
-        <w:pStyle w:val="ListBullet"/>
-        <w:spacing w:line="240" w:lineRule="auto"/>
-        <w:ind w:left="720"/>
-      </w:pPr>
-      <w:r>
-        <w:rPr>
-          <w:lang w:val="zh_TW" w:bidi="zh_TW"/>
-        </w:rPr>
-      </w:r>
-      <w:hyperlink r:id="rId66">
-        <w:r>
-          <w:rPr>
-            <w:lang w:val="zh_TW" w:bidi="zh_TW"/>
-          </w:rPr>
-          <w:rPr>
-            <w:color w:val="0000EE"/>
-            <w:u w:val="single"/>
-          </w:rPr>
-          <w:t>撒母耳記下11:3</w:t>
-        </w:r>
-      </w:hyperlink>
-    </w:p>
-    <w:p>
-      <w:pPr>
-        <w:pStyle w:val="ListBullet"/>
-        <w:spacing w:line="240" w:lineRule="auto"/>
-        <w:ind w:left="720"/>
-      </w:pPr>
-      <w:r>
-        <w:rPr>
-          <w:lang w:val="zh_TW" w:bidi="zh_TW"/>
-        </w:rPr>
-      </w:r>
-      <w:hyperlink r:id="rId67">
-        <w:r>
-          <w:rPr>
-            <w:lang w:val="zh_TW" w:bidi="zh_TW"/>
-          </w:rPr>
-          <w:rPr>
-            <w:color w:val="0000EE"/>
-            <w:u w:val="single"/>
-          </w:rPr>
-          <w:t>詩篇51:1–2</w:t>
-        </w:r>
-      </w:hyperlink>
+      <w:r>
+        <w:rPr>
+          <w:lang w:val="zh_TW" w:bidi="zh_TW"/>
+        </w:rPr>
+        <w:t>歷代志上3:4–5</w:t>
+      </w:r>
+    </w:p>
+    <w:p>
+      <w:pPr>
+        <w:pStyle w:val="ListBullet"/>
+        <w:spacing w:line="240" w:lineRule="auto"/>
+        <w:ind w:left="720"/>
+      </w:pPr>
+      <w:r>
+        <w:rPr>
+          <w:lang w:val="zh_TW" w:bidi="zh_TW"/>
+        </w:rPr>
+      </w:r>
+      <w:r>
+        <w:rPr>
+          <w:lang w:val="zh_TW" w:bidi="zh_TW"/>
+        </w:rPr>
+        <w:t>列王紀上1:11</w:t>
+      </w:r>
+    </w:p>
+    <w:p>
+      <w:pPr>
+        <w:pStyle w:val="ListBullet"/>
+        <w:spacing w:line="240" w:lineRule="auto"/>
+        <w:ind w:left="720"/>
+      </w:pPr>
+      <w:r>
+        <w:rPr>
+          <w:lang w:val="zh_TW" w:bidi="zh_TW"/>
+        </w:rPr>
+      </w:r>
+      <w:r>
+        <w:rPr>
+          <w:lang w:val="zh_TW" w:bidi="zh_TW"/>
+        </w:rPr>
+        <w:t>撒母耳記下11:3</w:t>
+      </w:r>
+    </w:p>
+    <w:p>
+      <w:pPr>
+        <w:pStyle w:val="ListBullet"/>
+        <w:spacing w:line="240" w:lineRule="auto"/>
+        <w:ind w:left="720"/>
+      </w:pPr>
+      <w:r>
+        <w:rPr>
+          <w:lang w:val="zh_TW" w:bidi="zh_TW"/>
+        </w:rPr>
+      </w:r>
+      <w:r>
+        <w:rPr>
+          <w:lang w:val="zh_TW" w:bidi="zh_TW"/>
+        </w:rPr>
+        <w:t>詩篇51:1–2</w:t>
+      </w:r>
     </w:p>
     <w:p>
       <w:pPr>

--- a/zht/docx/005.content.docx
+++ b/zht/docx/005.content.docx
@@ -2962,19 +2962,7 @@
         <w:rPr>
           <w:lang w:val="zh_TW" w:bidi="zh_TW"/>
         </w:rPr>
-        <w:t>、</w:t>
-      </w:r>
-      <w:r>
-        <w:rPr>
-          <w:lang w:val="zh_TW" w:bidi="zh_TW"/>
-        </w:rPr>
-        <w:t>亞舍拉</w:t>
-      </w:r>
-      <w:r>
-        <w:rPr>
-          <w:lang w:val="zh_TW" w:bidi="zh_TW"/>
-        </w:rPr>
-        <w:t>、</w:t>
+        <w:t>、亞舍拉、</w:t>
       </w:r>
       <w:r>
         <w:rPr>
